--- a/resume/kmu/exports/TECHNICAL_OVERVIEW.docx
+++ b/resume/kmu/exports/TECHNICAL_OVERVIEW.docx
@@ -76,7 +76,7 @@
         <w:t xml:space="preserve">기간</w:t>
       </w:r>
       <w:r>
-        <w:t xml:space="preserve">: 2021.09 ~ 2022.04 (8개월)</w:t>
+        <w:t xml:space="preserve">: 2021.11 ~ 2022.04 (6개월)</w:t>
       </w:r>
       <w:r>
         <w:t xml:space="preserve"> </w:t>
